--- a/GOMEZ site plan.docx
+++ b/GOMEZ site plan.docx
@@ -833,6 +833,7 @@
           <w:rFonts w:eastAsia="Times New Roman"/>
           <w:b/>
           <w:bCs/>
+          <w:highlight w:val="yellow"/>
         </w:rPr>
       </w:pPr>
       <w:r>
@@ -840,6 +841,7 @@
           <w:rFonts w:eastAsia="Times New Roman"/>
           <w:b/>
           <w:bCs/>
+          <w:highlight w:val="yellow"/>
         </w:rPr>
         <w:t>Home Page</w:t>
       </w:r>
@@ -849,6 +851,7 @@
         <w:jc w:val="center"/>
         <w:rPr>
           <w:rFonts w:eastAsia="Times New Roman"/>
+          <w:highlight w:val="yellow"/>
         </w:rPr>
       </w:pPr>
       <w:r>
@@ -856,6 +859,7 @@
           <w:rFonts w:eastAsia="Times New Roman"/>
           <w:b/>
           <w:bCs/>
+          <w:highlight w:val="yellow"/>
         </w:rPr>
         <w:t>Introduction</w:t>
       </w:r>
@@ -865,11 +869,13 @@
         <w:jc w:val="center"/>
         <w:rPr>
           <w:rFonts w:eastAsia="Times New Roman"/>
-        </w:rPr>
-      </w:pPr>
-      <w:r>
-        <w:rPr>
-          <w:rFonts w:eastAsia="Times New Roman"/>
+          <w:highlight w:val="yellow"/>
+        </w:rPr>
+      </w:pPr>
+      <w:r>
+        <w:rPr>
+          <w:rFonts w:eastAsia="Times New Roman"/>
+          <w:highlight w:val="yellow"/>
         </w:rPr>
         <w:t xml:space="preserve">Passwords protect many of the most important parts of our digital lives, including email, banking, social media, and school accounts. Many people still use weak passwords or reuse the same password across multiple websites. This website will help people learn how to create stronger passwords and manage them </w:t>
       </w:r>
@@ -877,6 +883,7 @@
       <w:r>
         <w:rPr>
           <w:rFonts w:eastAsia="Times New Roman"/>
+          <w:highlight w:val="yellow"/>
         </w:rPr>
         <w:t>safely</w:t>
       </w:r>
@@ -884,6 +891,7 @@
       <w:r>
         <w:rPr>
           <w:rFonts w:eastAsia="Times New Roman"/>
+          <w:highlight w:val="yellow"/>
         </w:rPr>
         <w:t xml:space="preserve"> so their accounts are better protected.</w:t>
       </w:r>
@@ -893,6 +901,7 @@
         <w:jc w:val="center"/>
         <w:rPr>
           <w:rFonts w:eastAsia="Times New Roman"/>
+          <w:highlight w:val="yellow"/>
         </w:rPr>
       </w:pPr>
       <w:r>
@@ -900,6 +909,7 @@
           <w:rFonts w:eastAsia="Times New Roman"/>
           <w:b/>
           <w:bCs/>
+          <w:highlight w:val="yellow"/>
         </w:rPr>
         <w:t>Why Password Security Matters</w:t>
       </w:r>
@@ -909,11 +919,13 @@
         <w:jc w:val="center"/>
         <w:rPr>
           <w:rFonts w:eastAsia="Times New Roman"/>
-        </w:rPr>
-      </w:pPr>
-      <w:r>
-        <w:rPr>
-          <w:rFonts w:eastAsia="Times New Roman"/>
+          <w:highlight w:val="yellow"/>
+        </w:rPr>
+      </w:pPr>
+      <w:r>
+        <w:rPr>
+          <w:rFonts w:eastAsia="Times New Roman"/>
+          <w:highlight w:val="yellow"/>
         </w:rPr>
         <w:t>If someone gains access to your password, they may be able to access personal information, send messages from your account, or steal sensitive data. Learning good password habits can greatly reduce the risk of being hacked.</w:t>
       </w:r>
@@ -923,6 +935,7 @@
         <w:jc w:val="center"/>
         <w:rPr>
           <w:rFonts w:eastAsia="Times New Roman"/>
+          <w:highlight w:val="yellow"/>
         </w:rPr>
       </w:pPr>
       <w:r>
@@ -930,6 +943,7 @@
           <w:rFonts w:eastAsia="Times New Roman"/>
           <w:b/>
           <w:bCs/>
+          <w:highlight w:val="yellow"/>
         </w:rPr>
         <w:t>Common Password Mistakes</w:t>
       </w:r>
@@ -939,11 +953,13 @@
         <w:jc w:val="center"/>
         <w:rPr>
           <w:rFonts w:eastAsia="Times New Roman"/>
-        </w:rPr>
-      </w:pPr>
-      <w:r>
-        <w:rPr>
-          <w:rFonts w:eastAsia="Times New Roman"/>
+          <w:highlight w:val="yellow"/>
+        </w:rPr>
+      </w:pPr>
+      <w:r>
+        <w:rPr>
+          <w:rFonts w:eastAsia="Times New Roman"/>
+          <w:highlight w:val="yellow"/>
         </w:rPr>
         <w:t>Many people use passwords that are too simple, such as "123456", "password", or their birthday. Another common mistake is reusing the same password on many websites. If one site gets hacked, attackers may try that same password on other accounts.</w:t>
       </w:r>
@@ -953,6 +969,7 @@
         <w:jc w:val="center"/>
         <w:rPr>
           <w:rFonts w:eastAsia="Times New Roman"/>
+          <w:highlight w:val="yellow"/>
         </w:rPr>
       </w:pPr>
       <w:r>
@@ -960,6 +977,7 @@
           <w:rFonts w:eastAsia="Times New Roman"/>
           <w:b/>
           <w:bCs/>
+          <w:highlight w:val="yellow"/>
         </w:rPr>
         <w:t>Images</w:t>
       </w:r>
@@ -973,11 +991,13 @@
         <w:jc w:val="center"/>
         <w:rPr>
           <w:rFonts w:eastAsia="Times New Roman"/>
-        </w:rPr>
-      </w:pPr>
-      <w:r>
-        <w:rPr>
-          <w:rFonts w:eastAsia="Times New Roman"/>
+          <w:highlight w:val="yellow"/>
+        </w:rPr>
+      </w:pPr>
+      <w:r>
+        <w:rPr>
+          <w:rFonts w:eastAsia="Times New Roman"/>
+          <w:highlight w:val="yellow"/>
         </w:rPr>
         <w:t>Lock or cybersecurity image</w:t>
       </w:r>
@@ -991,11 +1011,13 @@
         <w:jc w:val="center"/>
         <w:rPr>
           <w:rFonts w:eastAsia="Times New Roman"/>
-        </w:rPr>
-      </w:pPr>
-      <w:r>
-        <w:rPr>
-          <w:rFonts w:eastAsia="Times New Roman"/>
+          <w:highlight w:val="yellow"/>
+        </w:rPr>
+      </w:pPr>
+      <w:r>
+        <w:rPr>
+          <w:rFonts w:eastAsia="Times New Roman"/>
+          <w:highlight w:val="yellow"/>
         </w:rPr>
         <w:t>Login screen or password graphic</w:t>
       </w:r>
@@ -1015,6 +1037,7 @@
           <w:rFonts w:eastAsia="Times New Roman"/>
           <w:b/>
           <w:bCs/>
+          <w:highlight w:val="green"/>
         </w:rPr>
       </w:pPr>
       <w:r>
@@ -1022,6 +1045,7 @@
           <w:rFonts w:eastAsia="Times New Roman"/>
           <w:b/>
           <w:bCs/>
+          <w:highlight w:val="green"/>
         </w:rPr>
         <w:t>Page 2 – Creating Strong Passwords</w:t>
       </w:r>
@@ -1031,6 +1055,7 @@
         <w:jc w:val="center"/>
         <w:rPr>
           <w:rFonts w:eastAsia="Times New Roman"/>
+          <w:highlight w:val="green"/>
         </w:rPr>
       </w:pPr>
       <w:r>
@@ -1038,6 +1063,7 @@
           <w:rFonts w:eastAsia="Times New Roman"/>
           <w:b/>
           <w:bCs/>
+          <w:highlight w:val="green"/>
         </w:rPr>
         <w:t>What Makes a Strong Password</w:t>
       </w:r>
@@ -1047,11 +1073,13 @@
         <w:jc w:val="center"/>
         <w:rPr>
           <w:rFonts w:eastAsia="Times New Roman"/>
-        </w:rPr>
-      </w:pPr>
-      <w:r>
-        <w:rPr>
-          <w:rFonts w:eastAsia="Times New Roman"/>
+          <w:highlight w:val="green"/>
+        </w:rPr>
+      </w:pPr>
+      <w:r>
+        <w:rPr>
+          <w:rFonts w:eastAsia="Times New Roman"/>
+          <w:highlight w:val="green"/>
         </w:rPr>
         <w:t>A strong password should be long, unique, and difficult to guess. It should include a mix of letters, numbers, and symbols. Avoid using names, birthdays, or common words.</w:t>
       </w:r>
@@ -1061,6 +1089,7 @@
         <w:jc w:val="center"/>
         <w:rPr>
           <w:rFonts w:eastAsia="Times New Roman"/>
+          <w:highlight w:val="green"/>
         </w:rPr>
       </w:pPr>
       <w:r>
@@ -1068,6 +1097,7 @@
           <w:rFonts w:eastAsia="Times New Roman"/>
           <w:b/>
           <w:bCs/>
+          <w:highlight w:val="green"/>
         </w:rPr>
         <w:t>Using Passphrases</w:t>
       </w:r>
@@ -1077,11 +1107,13 @@
         <w:jc w:val="center"/>
         <w:rPr>
           <w:rFonts w:eastAsia="Times New Roman"/>
-        </w:rPr>
-      </w:pPr>
-      <w:r>
-        <w:rPr>
-          <w:rFonts w:eastAsia="Times New Roman"/>
+          <w:highlight w:val="green"/>
+        </w:rPr>
+      </w:pPr>
+      <w:r>
+        <w:rPr>
+          <w:rFonts w:eastAsia="Times New Roman"/>
+          <w:highlight w:val="green"/>
         </w:rPr>
         <w:lastRenderedPageBreak/>
         <w:t>A passphrase is a longer password made from several words. For example, a phrase like:</w:t>
@@ -1092,11 +1124,13 @@
         <w:jc w:val="center"/>
         <w:rPr>
           <w:rFonts w:eastAsia="Times New Roman"/>
-        </w:rPr>
-      </w:pPr>
-      <w:r>
-        <w:rPr>
-          <w:rFonts w:eastAsia="Times New Roman"/>
+          <w:highlight w:val="green"/>
+        </w:rPr>
+      </w:pPr>
+      <w:r>
+        <w:rPr>
+          <w:rFonts w:eastAsia="Times New Roman"/>
+          <w:highlight w:val="green"/>
         </w:rPr>
         <w:t>BlueCoffeeRocket!42</w:t>
       </w:r>
@@ -1106,11 +1140,13 @@
         <w:jc w:val="center"/>
         <w:rPr>
           <w:rFonts w:eastAsia="Times New Roman"/>
-        </w:rPr>
-      </w:pPr>
-      <w:r>
-        <w:rPr>
-          <w:rFonts w:eastAsia="Times New Roman"/>
+          <w:highlight w:val="green"/>
+        </w:rPr>
+      </w:pPr>
+      <w:r>
+        <w:rPr>
+          <w:rFonts w:eastAsia="Times New Roman"/>
+          <w:highlight w:val="green"/>
         </w:rPr>
         <w:t>is much stronger than a short password like "abc123".</w:t>
       </w:r>
@@ -1120,11 +1156,13 @@
         <w:jc w:val="center"/>
         <w:rPr>
           <w:rFonts w:eastAsia="Times New Roman"/>
-        </w:rPr>
-      </w:pPr>
-      <w:r>
-        <w:rPr>
-          <w:rFonts w:eastAsia="Times New Roman"/>
+          <w:highlight w:val="green"/>
+        </w:rPr>
+      </w:pPr>
+      <w:r>
+        <w:rPr>
+          <w:rFonts w:eastAsia="Times New Roman"/>
+          <w:highlight w:val="green"/>
         </w:rPr>
         <w:t>Passphrases are easier to remember but harder for attackers to guess.</w:t>
       </w:r>
@@ -1134,6 +1172,7 @@
         <w:jc w:val="center"/>
         <w:rPr>
           <w:rFonts w:eastAsia="Times New Roman"/>
+          <w:highlight w:val="green"/>
         </w:rPr>
       </w:pPr>
       <w:r>
@@ -1141,6 +1180,7 @@
           <w:rFonts w:eastAsia="Times New Roman"/>
           <w:b/>
           <w:bCs/>
+          <w:highlight w:val="green"/>
         </w:rPr>
         <w:t>Password Tips</w:t>
       </w:r>
@@ -1154,11 +1194,13 @@
         <w:jc w:val="center"/>
         <w:rPr>
           <w:rFonts w:eastAsia="Times New Roman"/>
-        </w:rPr>
-      </w:pPr>
-      <w:r>
-        <w:rPr>
-          <w:rFonts w:eastAsia="Times New Roman"/>
+          <w:highlight w:val="green"/>
+        </w:rPr>
+      </w:pPr>
+      <w:r>
+        <w:rPr>
+          <w:rFonts w:eastAsia="Times New Roman"/>
+          <w:highlight w:val="green"/>
         </w:rPr>
         <w:t>Use at least 12–16 characters</w:t>
       </w:r>
@@ -1172,11 +1214,13 @@
         <w:jc w:val="center"/>
         <w:rPr>
           <w:rFonts w:eastAsia="Times New Roman"/>
-        </w:rPr>
-      </w:pPr>
-      <w:r>
-        <w:rPr>
-          <w:rFonts w:eastAsia="Times New Roman"/>
+          <w:highlight w:val="green"/>
+        </w:rPr>
+      </w:pPr>
+      <w:r>
+        <w:rPr>
+          <w:rFonts w:eastAsia="Times New Roman"/>
+          <w:highlight w:val="green"/>
         </w:rPr>
         <w:t>Avoid common words or personal information</w:t>
       </w:r>
@@ -1190,11 +1234,13 @@
         <w:jc w:val="center"/>
         <w:rPr>
           <w:rFonts w:eastAsia="Times New Roman"/>
-        </w:rPr>
-      </w:pPr>
-      <w:r>
-        <w:rPr>
-          <w:rFonts w:eastAsia="Times New Roman"/>
+          <w:highlight w:val="green"/>
+        </w:rPr>
+      </w:pPr>
+      <w:r>
+        <w:rPr>
+          <w:rFonts w:eastAsia="Times New Roman"/>
+          <w:highlight w:val="green"/>
         </w:rPr>
         <w:t>Do not reuse passwords on multiple websites</w:t>
       </w:r>
@@ -1204,6 +1250,7 @@
         <w:jc w:val="center"/>
         <w:rPr>
           <w:rFonts w:eastAsia="Times New Roman"/>
+          <w:highlight w:val="green"/>
         </w:rPr>
       </w:pPr>
       <w:r>
@@ -1211,6 +1258,7 @@
           <w:rFonts w:eastAsia="Times New Roman"/>
           <w:b/>
           <w:bCs/>
+          <w:highlight w:val="green"/>
         </w:rPr>
         <w:t>Images</w:t>
       </w:r>
@@ -1224,11 +1272,13 @@
         <w:jc w:val="center"/>
         <w:rPr>
           <w:rFonts w:eastAsia="Times New Roman"/>
-        </w:rPr>
-      </w:pPr>
-      <w:r>
-        <w:rPr>
-          <w:rFonts w:eastAsia="Times New Roman"/>
+          <w:highlight w:val="green"/>
+        </w:rPr>
+      </w:pPr>
+      <w:r>
+        <w:rPr>
+          <w:rFonts w:eastAsia="Times New Roman"/>
+          <w:highlight w:val="green"/>
         </w:rPr>
         <w:t>Password strength graphic</w:t>
       </w:r>
@@ -1242,11 +1292,13 @@
         <w:jc w:val="center"/>
         <w:rPr>
           <w:rFonts w:eastAsia="Times New Roman"/>
-        </w:rPr>
-      </w:pPr>
-      <w:r>
-        <w:rPr>
-          <w:rFonts w:eastAsia="Times New Roman"/>
+          <w:highlight w:val="green"/>
+        </w:rPr>
+      </w:pPr>
+      <w:r>
+        <w:rPr>
+          <w:rFonts w:eastAsia="Times New Roman"/>
+          <w:highlight w:val="green"/>
         </w:rPr>
         <w:t>Security shield or lock icon</w:t>
       </w:r>
@@ -1265,6 +1317,7 @@
           <w:rFonts w:eastAsia="Times New Roman"/>
           <w:b/>
           <w:bCs/>
+          <w:highlight w:val="cyan"/>
         </w:rPr>
       </w:pPr>
       <w:r>
@@ -1272,6 +1325,7 @@
           <w:rFonts w:eastAsia="Times New Roman"/>
           <w:b/>
           <w:bCs/>
+          <w:highlight w:val="cyan"/>
         </w:rPr>
         <w:t>Page 3 – Password Managers</w:t>
       </w:r>
@@ -1281,6 +1335,7 @@
         <w:jc w:val="center"/>
         <w:rPr>
           <w:rFonts w:eastAsia="Times New Roman"/>
+          <w:highlight w:val="cyan"/>
         </w:rPr>
       </w:pPr>
       <w:r>
@@ -1288,6 +1343,7 @@
           <w:rFonts w:eastAsia="Times New Roman"/>
           <w:b/>
           <w:bCs/>
+          <w:highlight w:val="cyan"/>
         </w:rPr>
         <w:t>What is a Password Manager</w:t>
       </w:r>
@@ -1297,11 +1353,13 @@
         <w:jc w:val="center"/>
         <w:rPr>
           <w:rFonts w:eastAsia="Times New Roman"/>
-        </w:rPr>
-      </w:pPr>
-      <w:r>
-        <w:rPr>
-          <w:rFonts w:eastAsia="Times New Roman"/>
+          <w:highlight w:val="cyan"/>
+        </w:rPr>
+      </w:pPr>
+      <w:r>
+        <w:rPr>
+          <w:rFonts w:eastAsia="Times New Roman"/>
+          <w:highlight w:val="cyan"/>
         </w:rPr>
         <w:t xml:space="preserve">A password manager is a tool that stores </w:t>
       </w:r>
@@ -1309,6 +1367,7 @@
       <w:r>
         <w:rPr>
           <w:rFonts w:eastAsia="Times New Roman"/>
+          <w:highlight w:val="cyan"/>
         </w:rPr>
         <w:t>all of</w:t>
       </w:r>
@@ -1316,6 +1375,7 @@
       <w:r>
         <w:rPr>
           <w:rFonts w:eastAsia="Times New Roman"/>
+          <w:highlight w:val="cyan"/>
         </w:rPr>
         <w:t xml:space="preserve"> your passwords in one secure location. Instead of remembering dozens of passwords, you only need to remember one master password.</w:t>
       </w:r>
@@ -1325,6 +1385,7 @@
         <w:jc w:val="center"/>
         <w:rPr>
           <w:rFonts w:eastAsia="Times New Roman"/>
+          <w:highlight w:val="cyan"/>
         </w:rPr>
       </w:pPr>
       <w:r>
@@ -1332,6 +1393,7 @@
           <w:rFonts w:eastAsia="Times New Roman"/>
           <w:b/>
           <w:bCs/>
+          <w:highlight w:val="cyan"/>
         </w:rPr>
         <w:t>Benefits of Password Managers</w:t>
       </w:r>
@@ -1341,11 +1403,13 @@
         <w:jc w:val="center"/>
         <w:rPr>
           <w:rFonts w:eastAsia="Times New Roman"/>
-        </w:rPr>
-      </w:pPr>
-      <w:r>
-        <w:rPr>
-          <w:rFonts w:eastAsia="Times New Roman"/>
+          <w:highlight w:val="cyan"/>
+        </w:rPr>
+      </w:pPr>
+      <w:r>
+        <w:rPr>
+          <w:rFonts w:eastAsia="Times New Roman"/>
+          <w:highlight w:val="cyan"/>
         </w:rPr>
         <w:t>Password managers help generate strong passwords and automatically fill them in when logging into websites. This makes it easier to use unique passwords for every account.</w:t>
       </w:r>
@@ -1355,6 +1419,7 @@
         <w:jc w:val="center"/>
         <w:rPr>
           <w:rFonts w:eastAsia="Times New Roman"/>
+          <w:highlight w:val="cyan"/>
         </w:rPr>
       </w:pPr>
       <w:r>
@@ -1362,6 +1427,7 @@
           <w:rFonts w:eastAsia="Times New Roman"/>
           <w:b/>
           <w:bCs/>
+          <w:highlight w:val="cyan"/>
         </w:rPr>
         <w:t>Extra Security Tips</w:t>
       </w:r>
@@ -1371,11 +1437,13 @@
         <w:jc w:val="center"/>
         <w:rPr>
           <w:rFonts w:eastAsia="Times New Roman"/>
-        </w:rPr>
-      </w:pPr>
-      <w:r>
-        <w:rPr>
-          <w:rFonts w:eastAsia="Times New Roman"/>
+          <w:highlight w:val="cyan"/>
+        </w:rPr>
+      </w:pPr>
+      <w:r>
+        <w:rPr>
+          <w:rFonts w:eastAsia="Times New Roman"/>
+          <w:highlight w:val="cyan"/>
         </w:rPr>
         <w:t>Using two-factor authentication (2FA) adds an extra layer of protection to your accounts. Even if someone steals your password, they will still need a second verification code to log in.</w:t>
       </w:r>
@@ -1385,6 +1453,7 @@
         <w:jc w:val="center"/>
         <w:rPr>
           <w:rFonts w:eastAsia="Times New Roman"/>
+          <w:highlight w:val="cyan"/>
         </w:rPr>
       </w:pPr>
       <w:r>
@@ -1392,6 +1461,7 @@
           <w:rFonts w:eastAsia="Times New Roman"/>
           <w:b/>
           <w:bCs/>
+          <w:highlight w:val="cyan"/>
         </w:rPr>
         <w:t>Images</w:t>
       </w:r>
@@ -1405,11 +1475,13 @@
         <w:jc w:val="center"/>
         <w:rPr>
           <w:rFonts w:eastAsia="Times New Roman"/>
-        </w:rPr>
-      </w:pPr>
-      <w:r>
-        <w:rPr>
-          <w:rFonts w:eastAsia="Times New Roman"/>
+          <w:highlight w:val="cyan"/>
+        </w:rPr>
+      </w:pPr>
+      <w:r>
+        <w:rPr>
+          <w:rFonts w:eastAsia="Times New Roman"/>
+          <w:highlight w:val="cyan"/>
         </w:rPr>
         <w:t>Smartphone authentication image</w:t>
       </w:r>
@@ -1423,11 +1495,13 @@
         <w:jc w:val="center"/>
         <w:rPr>
           <w:rFonts w:eastAsia="Times New Roman"/>
-        </w:rPr>
-      </w:pPr>
-      <w:r>
-        <w:rPr>
-          <w:rFonts w:eastAsia="Times New Roman"/>
+          <w:highlight w:val="cyan"/>
+        </w:rPr>
+      </w:pPr>
+      <w:r>
+        <w:rPr>
+          <w:rFonts w:eastAsia="Times New Roman"/>
+          <w:highlight w:val="cyan"/>
         </w:rPr>
         <w:t>Password vault or lock graphic</w:t>
       </w:r>
